--- a/tailored/cv_gray-mines_mern-full-stack-developer.docx
+++ b/tailored/cv_gray-mines_mern-full-stack-developer.docx
@@ -17,7 +17,12 @@
     </w:p>
     <w:p>
       <w:r>
-        <w:t>Islamabad, Pakistan | muzzamilhassandev@gmail.com | +923055779207</w:t>
+        <w:t xml:space="preserve">Islamabad, Pakistan | muzzamilhassandev@gmail.com | +923055779207  </w:t>
+      </w:r>
+    </w:p>
+    <w:p>
+      <w:r>
+        <w:t>[LinkedIn](https://www.linkedin.com/in/muzzamilhassann/) | [GitHub](https://github.com/muzzamilhassan/) | [Portfolio](https://muzzamilhassandev.vercel.app/)</w:t>
       </w:r>
     </w:p>
     <w:p>
@@ -30,7 +35,7 @@
     </w:p>
     <w:p>
       <w:r>
-        <w:t>Full Stack Developer with 4+ years of experience architecting and shipping production-grade SaaS products end-to-end on the JavaScript/TypeScript ecosystem. Expert in MERN stack with Next.js (App Router, Server Components, SSR/CSR), TypeScript, and TanStack Query. Backend proficiency in Node.js, Express.js, and NestJS. Strong authentication systems implementation with JWT and OAuth2. Deep SQL database experience with PostgreSQL, MySQL, SQLite via Drizzle ORM, alongside MongoDB. Built scalable platforms from Figma designs to production deployment with a focus on performance, SEO, and accessibility.</w:t>
+        <w:t>Full Stack Developer with expertise in architecting and shipping production-grade SaaS products end-to-end on the JavaScript/TypeScript ecosystem. Proficient in MERN stack, Next.js (App Router, Server Components, SSR/ISR), TypeScript, and backend development with Node.js, Express.js, and NestJS. Strong experience with SQL databases (PostgreSQL, MySQL, SQLite) and NoSQL databases (MongoDB, Firebase, Supabase). Skilled in implementing JWT/OAuth authentication systems, designing scalable REST APIs, and optimizing applications for performance and scalability.</w:t>
       </w:r>
     </w:p>
     <w:p>
@@ -54,7 +59,7 @@
         <w:pStyle w:val="ListBullet"/>
       </w:pPr>
       <w:r>
-        <w:t>**Frontend**: React.js, Next.js (SSR/CSR), Redux Toolkit, TanStack Query, Tailwind CSS</w:t>
+        <w:t>**Frontend**: React.js, Next.js, Redux Toolkit, TanStack Query, Tailwind CSS</w:t>
       </w:r>
     </w:p>
     <w:p>
@@ -70,7 +75,7 @@
         <w:pStyle w:val="ListBullet"/>
       </w:pPr>
       <w:r>
-        <w:t>**Authentication**: JWT, OAuth2, RBAC</w:t>
+        <w:t>**Authentication**: JWT / OAuth2 Authentication, RBAC</w:t>
       </w:r>
     </w:p>
     <w:p>
@@ -78,7 +83,7 @@
         <w:pStyle w:val="ListBullet"/>
       </w:pPr>
       <w:r>
-        <w:t>**Databases**: PostgreSQL, MySQL, SQLite (Drizzle ORM), MongoDB, Firebase, Supabase</w:t>
+        <w:t>**Databases**: PostgreSQL, MySQL, SQLite, MongoDB, Drizzle ORM, Firebase, Supabase</w:t>
       </w:r>
     </w:p>
     <w:p>
@@ -86,7 +91,7 @@
         <w:pStyle w:val="ListBullet"/>
       </w:pPr>
       <w:r>
-        <w:t>**State Management**: Redux Toolkit</w:t>
+        <w:t>**DevOps/Cloud**: Docker, Vercel (CI/CD), GitHub Actions, AWS Amplify</w:t>
       </w:r>
     </w:p>
     <w:p>
@@ -94,15 +99,7 @@
         <w:pStyle w:val="ListBullet"/>
       </w:pPr>
       <w:r>
-        <w:t>**DevOps**: Docker, GitHub Actions, Vercel (CI/CD)</w:t>
-      </w:r>
-    </w:p>
-    <w:p>
-      <w:pPr>
-        <w:pStyle w:val="ListBullet"/>
-      </w:pPr>
-      <w:r>
-        <w:t>**Tools**: Git, Figma, JIRA, Stripe API</w:t>
+        <w:t>**Tools**: Git, Figma, JIRA, Stripe API, Google Maps API</w:t>
       </w:r>
     </w:p>
     <w:p>
@@ -123,7 +120,7 @@
     </w:p>
     <w:p>
       <w:r>
-        <w:t>*Jan 2025 - Present | Islamabad, Pakistan*</w:t>
+        <w:t>Jan 2025 - Present | Islamabad, Pakistan</w:t>
       </w:r>
     </w:p>
     <w:p>
@@ -155,6 +152,14 @@
         <w:pStyle w:val="ListBullet"/>
       </w:pPr>
       <w:r>
+        <w:t>Optimized performance and UX through SSR, caching, lazy loading, code splitting, and API improvements</w:t>
+      </w:r>
+    </w:p>
+    <w:p>
+      <w:pPr>
+        <w:pStyle w:val="ListBullet"/>
+      </w:pPr>
+      <w:r>
         <w:t>Built a fully customizable admin dashboard for collections, media uploads, user roles, and system settings</w:t>
       </w:r>
     </w:p>
@@ -168,18 +173,10 @@
     </w:p>
     <w:p>
       <w:pPr>
-        <w:pStyle w:val="ListBullet"/>
-      </w:pPr>
-      <w:r>
-        <w:t>Optimized performance through SSR, caching, lazy loading, code splitting, and API improvements</w:t>
-      </w:r>
-    </w:p>
-    <w:p>
-      <w:pPr>
         <w:pStyle w:val="Heading2"/>
       </w:pPr>
       <w:r>
-        <w:t>KEY PROJECTS</w:t>
+        <w:t>PROJECTS</w:t>
       </w:r>
     </w:p>
     <w:p>
@@ -191,8 +188,11 @@
       </w:r>
     </w:p>
     <w:p>
+      <w:pPr>
+        <w:pStyle w:val="ListBullet"/>
+      </w:pPr>
       <w:r>
-        <w:t>*Live Production System*</w:t>
+        <w:t>TypeScript-first CMS framework for content-driven products inside Next.js</w:t>
       </w:r>
     </w:p>
     <w:p>
@@ -200,7 +200,7 @@
         <w:pStyle w:val="ListBullet"/>
       </w:pPr>
       <w:r>
-        <w:t>Built a TypeScript-first CMS framework for content-driven products using Next.js, comparable in scope to Payload CMS</w:t>
+        <w:t>Dual-mode content workflow: code-defined models plus drag-and-drop visual builder</w:t>
       </w:r>
     </w:p>
     <w:p>
@@ -208,7 +208,7 @@
         <w:pStyle w:val="ListBullet"/>
       </w:pPr>
       <w:r>
-        <w:t>Implemented dual-mode content workflow: code-defined models plus drag-and-drop visual builder with instant preview</w:t>
+        <w:t>Implemented RBAC with permissions for team content access</w:t>
       </w:r>
     </w:p>
     <w:p>
@@ -216,7 +216,7 @@
         <w:pStyle w:val="ListBullet"/>
       </w:pPr>
       <w:r>
-        <w:t>Developed RBAC with permissions for team content access across client organizations</w:t>
+        <w:t>PostgreSQL, MySQL, SQLite via pluggable Drizzle ORM adapters</w:t>
       </w:r>
     </w:p>
     <w:p>
@@ -224,23 +224,7 @@
         <w:pStyle w:val="ListBullet"/>
       </w:pPr>
       <w:r>
-        <w:t>Created pluggable database adapters supporting PostgreSQL, MySQL, and SQLite with zero code changes when switching</w:t>
-      </w:r>
-    </w:p>
-    <w:p>
-      <w:pPr>
-        <w:pStyle w:val="ListBullet"/>
-      </w:pPr>
-      <w:r>
-        <w:t>Implemented pluggable storage adapters: S3, Vercel Blob, UploadThing, local</w:t>
-      </w:r>
-    </w:p>
-    <w:p>
-      <w:pPr>
-        <w:pStyle w:val="ListBullet"/>
-      </w:pPr>
-      <w:r>
-        <w:t>Fully containerized with Docker; CI/CD on Vercel and self-hosted deployments</w:t>
+        <w:t>Fully containerized with Docker; CI/CD on Vercel and self-hosted</w:t>
       </w:r>
     </w:p>
     <w:p>
@@ -252,8 +236,11 @@
       </w:r>
     </w:p>
     <w:p>
+      <w:pPr>
+        <w:pStyle w:val="ListBullet"/>
+      </w:pPr>
       <w:r>
-        <w:t>*Live Production System*</w:t>
+        <w:t>SaaS platform for AI-driven content generation, editing, and workflow automation</w:t>
       </w:r>
     </w:p>
     <w:p>
@@ -261,7 +248,7 @@
         <w:pStyle w:val="ListBullet"/>
       </w:pPr>
       <w:r>
-        <w:t>Developed SaaS platform for AI-driven content generation, editing, and workflow automation</w:t>
+        <w:t>AI article generation editor with keyword input and E-E-A-T optimization controls</w:t>
       </w:r>
     </w:p>
     <w:p>
@@ -269,7 +256,7 @@
         <w:pStyle w:val="ListBullet"/>
       </w:pPr>
       <w:r>
-        <w:t>Built AI article generation editor with keyword input, E-E-A-T optimization controls, and humanization layer</w:t>
+        <w:t>One-click CMS auto-publish integrating WordPress, Webflow, and Ghost APIs</w:t>
       </w:r>
     </w:p>
     <w:p>
@@ -277,15 +264,7 @@
         <w:pStyle w:val="ListBullet"/>
       </w:pPr>
       <w:r>
-        <w:t>Implemented one-click CMS auto-publish integrating WordPress, Webflow, and Ghost APIs with OAuth flows</w:t>
-      </w:r>
-    </w:p>
-    <w:p>
-      <w:pPr>
-        <w:pStyle w:val="ListBullet"/>
-      </w:pPr>
-      <w:r>
-        <w:t>Optimized frontend performance via SSR, caching, lazy loading, and code splitting</w:t>
+        <w:t>Frontend performance via SSR, caching, lazy loading, code splitting</w:t>
       </w:r>
     </w:p>
     <w:p>
@@ -297,8 +276,11 @@
       </w:r>
     </w:p>
     <w:p>
+      <w:pPr>
+        <w:pStyle w:val="ListBullet"/>
+      </w:pPr>
       <w:r>
-        <w:t>*Live Production System*</w:t>
+        <w:t>AI-assisted recruitment and candidate evaluation platform built end-to-end</w:t>
       </w:r>
     </w:p>
     <w:p>
@@ -306,7 +288,7 @@
         <w:pStyle w:val="ListBullet"/>
       </w:pPr>
       <w:r>
-        <w:t>Created AI-assisted recruitment and candidate evaluation platform built end-to-end</w:t>
+        <w:t>Implemented authentication and role-based access control systems</w:t>
       </w:r>
     </w:p>
     <w:p>
@@ -314,7 +296,39 @@
         <w:pStyle w:val="ListBullet"/>
       </w:pPr>
       <w:r>
-        <w:t>Implemented LangChain and LangGraph for AI-powered candidate assessment and matching</w:t>
+        <w:t>Developed scalable REST APIs for data management and processing</w:t>
+      </w:r>
+    </w:p>
+    <w:p>
+      <w:pPr>
+        <w:pStyle w:val="Heading3"/>
+      </w:pPr>
+      <w:r>
+        <w:t>21Century Equipment - B2B Equipment Management Platform</w:t>
+      </w:r>
+    </w:p>
+    <w:p>
+      <w:pPr>
+        <w:pStyle w:val="ListBullet"/>
+      </w:pPr>
+      <w:r>
+        <w:t>Built B2B platform for equipment management with React and Next.js</w:t>
+      </w:r>
+    </w:p>
+    <w:p>
+      <w:pPr>
+        <w:pStyle w:val="ListBullet"/>
+      </w:pPr>
+      <w:r>
+        <w:t>Integrated Stripe payment processing and Google Maps API</w:t>
+      </w:r>
+    </w:p>
+    <w:p>
+      <w:pPr>
+        <w:pStyle w:val="ListBullet"/>
+      </w:pPr>
+      <w:r>
+        <w:t>Implemented responsive UI components with Redux Toolkit</w:t>
       </w:r>
     </w:p>
     <w:p>
@@ -326,21 +340,13 @@
       </w:r>
     </w:p>
     <w:p>
-      <w:pPr>
-        <w:pStyle w:val="Heading3"/>
-      </w:pPr>
       <w:r>
-        <w:t>Bachelor of Science in Computer Science</w:t>
+        <w:t xml:space="preserve">**BS in Computer Science** | University of Haripur | Haripur, Pakistan  </w:t>
       </w:r>
     </w:p>
     <w:p>
       <w:r>
-        <w:t>*University of Haripur | Haripur, Pakistan*</w:t>
-      </w:r>
-    </w:p>
-    <w:p>
-      <w:r>
-        <w:t>*Aug 2020 - Aug 2024*</w:t>
+        <w:t>Aug 2020 - Aug 2024</w:t>
       </w:r>
     </w:p>
     <w:p>

--- a/tailored/cv_gray-mines_mern-full-stack-developer.docx
+++ b/tailored/cv_gray-mines_mern-full-stack-developer.docx
@@ -17,12 +17,12 @@
     </w:p>
     <w:p>
       <w:r>
-        <w:t xml:space="preserve">Islamabad, Pakistan | muzzamilhassandev@gmail.com | +923055779207  </w:t>
+        <w:t xml:space="preserve">Islamabad, Pakistan  </w:t>
       </w:r>
     </w:p>
     <w:p>
       <w:r>
-        <w:t>[LinkedIn](https://www.linkedin.com/in/muzzamilhassann/) | [GitHub](https://github.com/muzzamilhassan/) | [Portfolio](https://muzzamilhassandev.vercel.app/)</w:t>
+        <w:t>📧 muzzamilhassandev@gmail.com | 📱 +923055779207 | [LinkedIn](https://www.linkedin.com/in/muzzamilhassann/) | [GitHub](https://github.com/muzzamilhassan/) | [Portfolio](https://muzzamilhassandev.vercel.app/)</w:t>
       </w:r>
     </w:p>
     <w:p>
@@ -35,7 +35,7 @@
     </w:p>
     <w:p>
       <w:r>
-        <w:t>Full Stack Developer with expertise in architecting and shipping production-grade SaaS products end-to-end on the JavaScript/TypeScript ecosystem. Proficient in MERN stack, Next.js (App Router, Server Components, SSR/ISR), TypeScript, and backend development with Node.js, Express.js, and NestJS. Strong experience with SQL databases (PostgreSQL, MySQL, SQLite) and NoSQL databases (MongoDB, Firebase, Supabase). Skilled in implementing JWT/OAuth authentication systems, designing scalable REST APIs, and optimizing applications for performance and scalability.</w:t>
+        <w:t>Full Stack Developer with expertise in architecting and shipping production-grade SaaS products using the MERN stack, Next.js, and NestJS. Experienced in converting Figma designs into pixel-perfect UIs, implementing JWT and OAuth authentication systems, and developing scalable REST APIs with PostgreSQL and MongoDB. Proficient in SSR/CSR implementation, performance optimization, and containerized deployment with Docker.</w:t>
       </w:r>
     </w:p>
     <w:p>
@@ -75,7 +75,7 @@
         <w:pStyle w:val="ListBullet"/>
       </w:pPr>
       <w:r>
-        <w:t>**Authentication**: JWT / OAuth2 Authentication, RBAC</w:t>
+        <w:t>**Databases**: PostgreSQL, MongoDB, MySQL, SQLite, Drizzle ORM</w:t>
       </w:r>
     </w:p>
     <w:p>
@@ -83,7 +83,7 @@
         <w:pStyle w:val="ListBullet"/>
       </w:pPr>
       <w:r>
-        <w:t>**Databases**: PostgreSQL, MySQL, SQLite, MongoDB, Drizzle ORM, Firebase, Supabase</w:t>
+        <w:t>**Authentication**: JWT, OAuth2, RBAC</w:t>
       </w:r>
     </w:p>
     <w:p>
@@ -91,7 +91,7 @@
         <w:pStyle w:val="ListBullet"/>
       </w:pPr>
       <w:r>
-        <w:t>**DevOps/Cloud**: Docker, Vercel (CI/CD), GitHub Actions, AWS Amplify</w:t>
+        <w:t>**DevOps**: Docker, Vercel (CI/CD), GitHub Actions</w:t>
       </w:r>
     </w:p>
     <w:p>
@@ -99,7 +99,15 @@
         <w:pStyle w:val="ListBullet"/>
       </w:pPr>
       <w:r>
-        <w:t>**Tools**: Git, Figma, JIRA, Stripe API, Google Maps API</w:t>
+        <w:t>**AI Integration**: LangChain, LangGraph, OpenAI API</w:t>
+      </w:r>
+    </w:p>
+    <w:p>
+      <w:pPr>
+        <w:pStyle w:val="ListBullet"/>
+      </w:pPr>
+      <w:r>
+        <w:t>**Practices**: Component architecture, Code splitting, Lazy loading, SEO, a11y, Performance optimization</w:t>
       </w:r>
     </w:p>
     <w:p>
@@ -152,14 +160,6 @@
         <w:pStyle w:val="ListBullet"/>
       </w:pPr>
       <w:r>
-        <w:t>Optimized performance and UX through SSR, caching, lazy loading, code splitting, and API improvements</w:t>
-      </w:r>
-    </w:p>
-    <w:p>
-      <w:pPr>
-        <w:pStyle w:val="ListBullet"/>
-      </w:pPr>
-      <w:r>
         <w:t>Built a fully customizable admin dashboard for collections, media uploads, user roles, and system settings</w:t>
       </w:r>
     </w:p>
@@ -192,7 +192,7 @@
         <w:pStyle w:val="ListBullet"/>
       </w:pPr>
       <w:r>
-        <w:t>TypeScript-first CMS framework for content-driven products inside Next.js</w:t>
+        <w:t>TypeScript-first CMS framework for content-driven products using Next.js, comparable to Payload CMS or Sanity</w:t>
       </w:r>
     </w:p>
     <w:p>
@@ -200,7 +200,7 @@
         <w:pStyle w:val="ListBullet"/>
       </w:pPr>
       <w:r>
-        <w:t>Dual-mode content workflow: code-defined models plus drag-and-drop visual builder</w:t>
+        <w:t>Dual-mode content workflow: code-defined models plus drag-and-drop visual builder with instant preview</w:t>
       </w:r>
     </w:p>
     <w:p>
@@ -216,7 +216,7 @@
         <w:pStyle w:val="ListBullet"/>
       </w:pPr>
       <w:r>
-        <w:t>PostgreSQL, MySQL, SQLite via pluggable Drizzle ORM adapters</w:t>
+        <w:t>Built pluggable database adapters (PostgreSQL, MySQL, SQLite) via Drizzle ORM</w:t>
       </w:r>
     </w:p>
     <w:p>
@@ -248,7 +248,7 @@
         <w:pStyle w:val="ListBullet"/>
       </w:pPr>
       <w:r>
-        <w:t>AI article generation editor with keyword input and E-E-A-T optimization controls</w:t>
+        <w:t>AI article generation editor with keyword input, E-E-A-T optimization controls</w:t>
       </w:r>
     </w:p>
     <w:p>
@@ -256,7 +256,7 @@
         <w:pStyle w:val="ListBullet"/>
       </w:pPr>
       <w:r>
-        <w:t>One-click CMS auto-publish integrating WordPress, Webflow, and Ghost APIs</w:t>
+        <w:t>Implemented one-click CMS auto-publish integrating WordPress, Webflow, and Ghost APIs with OAuth flows</w:t>
       </w:r>
     </w:p>
     <w:p>
@@ -264,7 +264,7 @@
         <w:pStyle w:val="ListBullet"/>
       </w:pPr>
       <w:r>
-        <w:t>Frontend performance via SSR, caching, lazy loading, code splitting</w:t>
+        <w:t>Optimized frontend performance via SSR, caching, lazy loading, and code splitting</w:t>
       </w:r>
     </w:p>
     <w:p>
@@ -288,7 +288,7 @@
         <w:pStyle w:val="ListBullet"/>
       </w:pPr>
       <w:r>
-        <w:t>Implemented authentication and role-based access control systems</w:t>
+        <w:t>Integrated LangChain and LangGraph with OpenAI API for intelligent candidate assessment</w:t>
       </w:r>
     </w:p>
     <w:p>
@@ -296,7 +296,7 @@
         <w:pStyle w:val="ListBullet"/>
       </w:pPr>
       <w:r>
-        <w:t>Developed scalable REST APIs for data management and processing</w:t>
+        <w:t>Developed secure authentication system with JWT and role-based access control</w:t>
       </w:r>
     </w:p>
     <w:p>
@@ -312,7 +312,7 @@
         <w:pStyle w:val="ListBullet"/>
       </w:pPr>
       <w:r>
-        <w:t>Built B2B platform for equipment management with React and Next.js</w:t>
+        <w:t>Built full-stack application using Next.js, React, Redux Toolkit</w:t>
       </w:r>
     </w:p>
     <w:p>
@@ -320,7 +320,15 @@
         <w:pStyle w:val="ListBullet"/>
       </w:pPr>
       <w:r>
-        <w:t>Integrated Stripe payment processing and Google Maps API</w:t>
+        <w:t>Integrated Stripe payment processing and Google Maps API for location services</w:t>
+      </w:r>
+    </w:p>
+    <w:p>
+      <w:pPr>
+        <w:pStyle w:val="Heading3"/>
+      </w:pPr>
+      <w:r>
+        <w:t>4Rivers Equipment - Enterprise E-Commerce &amp; Rental Platform</w:t>
       </w:r>
     </w:p>
     <w:p>
@@ -328,7 +336,15 @@
         <w:pStyle w:val="ListBullet"/>
       </w:pPr>
       <w:r>
-        <w:t>Implemented responsive UI components with Redux Toolkit</w:t>
+        <w:t>Developed scalable e-commerce solution with Next.js, React, and Redux Toolkit</w:t>
+      </w:r>
+    </w:p>
+    <w:p>
+      <w:pPr>
+        <w:pStyle w:val="ListBullet"/>
+      </w:pPr>
+      <w:r>
+        <w:t>Implemented Stripe payment processing and Google Maps integration</w:t>
       </w:r>
     </w:p>
     <w:p>
@@ -341,12 +357,15 @@
     </w:p>
     <w:p>
       <w:r>
-        <w:t xml:space="preserve">**BS in Computer Science** | University of Haripur | Haripur, Pakistan  </w:t>
+        <w:t>**BS in Computer Science** | University of Haripur | Aug 2020 - Aug 2024</w:t>
       </w:r>
     </w:p>
     <w:p>
+      <w:pPr>
+        <w:pStyle w:val="ListBullet"/>
+      </w:pPr>
       <w:r>
-        <w:t>Aug 2020 - Aug 2024</w:t>
+        <w:t>Haripur, Pakistan</w:t>
       </w:r>
     </w:p>
     <w:p>
@@ -358,6 +377,9 @@
       </w:r>
     </w:p>
     <w:p>
+      <w:pPr>
+        <w:pStyle w:val="ListBullet"/>
+      </w:pPr>
       <w:r>
         <w:t>English, Urdu</w:t>
       </w:r>
